--- a/flow/20230927_hours/drafts/2026-04-u/30.04.docx
+++ b/flow/20230927_hours/drafts/2026-04-u/30.04.docx
@@ -1560,7 +1560,7 @@
           <w:color w:val="FF4400"/>
           <w:sz w:val="24"/>
         </w:rPr>
-        <w:t>Кондак (г. 8):</w:t>
+        <w:t xml:space="preserve">Кондак (г. 2): </w:t>
       </w:r>
       <w:r>
         <w:rPr>
@@ -1568,15 +1568,7 @@
           <w:color w:val="000000"/>
           <w:sz w:val="24"/>
         </w:rPr>
-        <w:t xml:space="preserve"> </w:t>
-      </w:r>
-      <w:r>
-        <w:rPr>
-          <w:rFonts w:ascii="Times New Roman" w:hAnsi="Times New Roman"/>
-          <w:color w:val="000000"/>
-          <w:sz w:val="24"/>
-        </w:rPr>
-        <w:t>Lorem ipsum</w:t>
+        <w:t>Ра́дуватися мироно́сицям повелі́в Ти,* плач прама́тері Є́ви втихомири́в Ти воскресі́нням Твої́м, Хри́сте Бо́же,* апо́столам же Твої́м пропові́дувати повелі́в Ти:* Спас воскре́с із гро́бу.</w:t>
       </w:r>
     </w:p>
     <w:p>
@@ -3922,7 +3914,7 @@
           <w:color w:val="FF4400"/>
           <w:sz w:val="24"/>
         </w:rPr>
-        <w:t>Кондак (г. 8):</w:t>
+        <w:t xml:space="preserve">Кондак (г. 2): </w:t>
       </w:r>
       <w:r>
         <w:rPr>
@@ -3930,15 +3922,7 @@
           <w:color w:val="000000"/>
           <w:sz w:val="24"/>
         </w:rPr>
-        <w:t xml:space="preserve"> </w:t>
-      </w:r>
-      <w:r>
-        <w:rPr>
-          <w:rFonts w:ascii="Times New Roman" w:hAnsi="Times New Roman"/>
-          <w:color w:val="000000"/>
-          <w:sz w:val="24"/>
-        </w:rPr>
-        <w:t>Lorem ipsum</w:t>
+        <w:t>Ра́дуватися мироно́сицям повелі́в Ти,* плач прама́тері Є́ви втихомири́в Ти воскресі́нням Твої́м, Хри́сте Бо́же,* апо́столам же Твої́м пропові́дувати повелі́в Ти:* Спас воскре́с із гро́бу.</w:t>
       </w:r>
     </w:p>
     <w:p>
@@ -6411,7 +6395,7 @@
           <w:color w:val="FF4400"/>
           <w:sz w:val="24"/>
         </w:rPr>
-        <w:t>Кондак (г. 8):</w:t>
+        <w:t xml:space="preserve">Кондак (г. 2): </w:t>
       </w:r>
       <w:r>
         <w:rPr>
@@ -6419,15 +6403,7 @@
           <w:color w:val="000000"/>
           <w:sz w:val="24"/>
         </w:rPr>
-        <w:t xml:space="preserve"> </w:t>
-      </w:r>
-      <w:r>
-        <w:rPr>
-          <w:rFonts w:ascii="Times New Roman" w:hAnsi="Times New Roman"/>
-          <w:color w:val="000000"/>
-          <w:sz w:val="24"/>
-        </w:rPr>
-        <w:t>Lorem ipsum</w:t>
+        <w:t>Ра́дуватися мироно́сицям повелі́в Ти,* плач прама́тері Є́ви втихомири́в Ти воскресі́нням Твої́м, Хри́сте Бо́же,* апо́столам же Твої́м пропові́дувати повелі́в Ти:* Спас воскре́с із гро́бу.</w:t>
       </w:r>
     </w:p>
     <w:bookmarkEnd w:id="0"/>
@@ -8516,7 +8492,7 @@
           <w:color w:val="FF4400"/>
           <w:sz w:val="24"/>
         </w:rPr>
-        <w:t>Кондак (г. 8):</w:t>
+        <w:t xml:space="preserve">Кондак (г. 2): </w:t>
       </w:r>
       <w:r>
         <w:rPr>
@@ -8524,15 +8500,7 @@
           <w:color w:val="000000"/>
           <w:sz w:val="24"/>
         </w:rPr>
-        <w:t xml:space="preserve"> </w:t>
-      </w:r>
-      <w:r>
-        <w:rPr>
-          <w:rFonts w:ascii="Times New Roman" w:hAnsi="Times New Roman"/>
-          <w:color w:val="000000"/>
-          <w:sz w:val="24"/>
-        </w:rPr>
-        <w:t>Lorem ipsum</w:t>
+        <w:t>Ра́дуватися мироно́сицям повелі́в Ти,* плач прама́тері Є́ви втихомири́в Ти воскресі́нням Твої́м, Хри́сте Бо́же,* апо́столам же Твої́м пропові́дувати повелі́в Ти:* Спас воскре́с із гро́бу.</w:t>
       </w:r>
     </w:p>
     <w:p>
